--- a/02 Habrit Khadasha/45 El HaRomim/El HaRomim 02.docx
+++ b/02 Habrit Khadasha/45 El HaRomim/El HaRomim 02.docx
@@ -142,73 +142,73 @@
           <w:szCs w:val="24"/>
           <w:rtl w:val="0"/>
         </w:rPr>
-        <w:t xml:space="preserve">We know that EH'YEH’s judgment on those who practice such things is based on truth.</w:t>
-      </w:r>
-    </w:p>
-    <w:p>
-      <w:pPr>
-        <w:numPr>
-          <w:ilvl w:val="0"/>
-          <w:numId w:val="1"/>
-        </w:numPr>
-        <w:ind w:left="720" w:hanging="360"/>
-        <w:rPr>
-          <w:sz w:val="24"/>
-          <w:szCs w:val="24"/>
-          <w:u w:val="none"/>
-        </w:rPr>
-      </w:pPr>
-      <w:r>
-        <w:rPr>
-          <w:sz w:val="24"/>
-          <w:szCs w:val="24"/>
-          <w:rtl w:val="0"/>
-        </w:rPr>
-        <w:t xml:space="preserve">But you, O man—judging those practicing such things yet doing the same—do you suppose that you will escape the judgment of EH'YEH?</w:t>
-      </w:r>
-    </w:p>
-    <w:p>
-      <w:pPr>
-        <w:numPr>
-          <w:ilvl w:val="0"/>
-          <w:numId w:val="1"/>
-        </w:numPr>
-        <w:ind w:left="720" w:hanging="360"/>
-        <w:rPr>
-          <w:sz w:val="24"/>
-          <w:szCs w:val="24"/>
-          <w:u w:val="none"/>
-        </w:rPr>
-      </w:pPr>
-      <w:r>
-        <w:rPr>
-          <w:sz w:val="24"/>
-          <w:szCs w:val="24"/>
-          <w:rtl w:val="0"/>
-        </w:rPr>
-        <w:t xml:space="preserve">Or do you belittle the riches of His kindness and tolerance and patience—not realizing that EH'YEH’s kindness leads you to repentance?</w:t>
-      </w:r>
-    </w:p>
-    <w:p>
-      <w:pPr>
-        <w:numPr>
-          <w:ilvl w:val="0"/>
-          <w:numId w:val="1"/>
-        </w:numPr>
-        <w:ind w:left="720" w:hanging="360"/>
-        <w:rPr>
-          <w:sz w:val="24"/>
-          <w:szCs w:val="24"/>
-          <w:u w:val="none"/>
-        </w:rPr>
-      </w:pPr>
-      <w:r>
-        <w:rPr>
-          <w:sz w:val="24"/>
-          <w:szCs w:val="24"/>
-          <w:rtl w:val="0"/>
-        </w:rPr>
-        <w:t xml:space="preserve">But by your hard and unrepentant heart, you are storing up wrath for yourself on the day of wrath, when EH'YEH’s righteous judgment is revealed.</w:t>
+        <w:t xml:space="preserve">We know that the judgement of Elohim on those who practice such things is based on truth.</w:t>
+      </w:r>
+    </w:p>
+    <w:p>
+      <w:pPr>
+        <w:numPr>
+          <w:ilvl w:val="0"/>
+          <w:numId w:val="1"/>
+        </w:numPr>
+        <w:ind w:left="720" w:hanging="360"/>
+        <w:rPr>
+          <w:sz w:val="24"/>
+          <w:szCs w:val="24"/>
+          <w:u w:val="none"/>
+        </w:rPr>
+      </w:pPr>
+      <w:r>
+        <w:rPr>
+          <w:sz w:val="24"/>
+          <w:szCs w:val="24"/>
+          <w:rtl w:val="0"/>
+        </w:rPr>
+        <w:t xml:space="preserve">But you, O man—judging those practicing such things yet doing the same—do you suppose that you will escape the judgment of Elohim?</w:t>
+      </w:r>
+    </w:p>
+    <w:p>
+      <w:pPr>
+        <w:numPr>
+          <w:ilvl w:val="0"/>
+          <w:numId w:val="1"/>
+        </w:numPr>
+        <w:ind w:left="720" w:hanging="360"/>
+        <w:rPr>
+          <w:sz w:val="24"/>
+          <w:szCs w:val="24"/>
+          <w:u w:val="none"/>
+        </w:rPr>
+      </w:pPr>
+      <w:r>
+        <w:rPr>
+          <w:sz w:val="24"/>
+          <w:szCs w:val="24"/>
+          <w:rtl w:val="0"/>
+        </w:rPr>
+        <w:t xml:space="preserve">Or do you belittle the riches of His kindness and tolerance and patience—not realizing that the kindness of Elohim leads you to repentance?</w:t>
+      </w:r>
+    </w:p>
+    <w:p>
+      <w:pPr>
+        <w:numPr>
+          <w:ilvl w:val="0"/>
+          <w:numId w:val="1"/>
+        </w:numPr>
+        <w:ind w:left="720" w:hanging="360"/>
+        <w:rPr>
+          <w:sz w:val="24"/>
+          <w:szCs w:val="24"/>
+          <w:u w:val="none"/>
+        </w:rPr>
+      </w:pPr>
+      <w:r>
+        <w:rPr>
+          <w:sz w:val="24"/>
+          <w:szCs w:val="24"/>
+          <w:rtl w:val="0"/>
+        </w:rPr>
+        <w:t xml:space="preserve">But by your hard and unrepentant heart, you are storing up wrath for yourself on the day of wrath, when the righteous judgment of Elohim is revealed.</w:t>
       </w:r>
     </w:p>
     <w:p>
@@ -340,7 +340,7 @@
           <w:szCs w:val="24"/>
           <w:rtl w:val="0"/>
         </w:rPr>
-        <w:t xml:space="preserve">For there is no partiality with EH'YEH.</w:t>
+        <w:t xml:space="preserve">For there is no partiality with HaElohim.</w:t>
       </w:r>
     </w:p>
     <w:p>
@@ -384,7 +384,7 @@
           <w:szCs w:val="24"/>
           <w:rtl w:val="0"/>
         </w:rPr>
-        <w:t xml:space="preserve">For it is not the hearers of Torah who are righteous before EH'YEH; rather, it is the doers of Torah who will be justified.</w:t>
+        <w:t xml:space="preserve">For it is not the hearers of Torah who are righteous before Elohim; rather, it is the doers of Torah who will be justified.</w:t>
       </w:r>
     </w:p>
     <w:p>
@@ -450,7 +450,7 @@
           <w:szCs w:val="24"/>
           <w:rtl w:val="0"/>
         </w:rPr>
-        <w:t xml:space="preserve">on the day when EH'YEH judges the secrets of men according to my Good News through MASHIACH YESHUA.</w:t>
+        <w:t xml:space="preserve">on the day when Elohim judges the secrets of men according to my Good News through MASHIACH YESHUA.</w:t>
       </w:r>
     </w:p>
     <w:p>
@@ -890,6 +890,7 @@
 <w:ftr xmlns:mc="http://schemas.openxmlformats.org/markup-compatibility/2006" xmlns:o="urn:schemas-microsoft-com:office:office" xmlns:r="http://schemas.openxmlformats.org/officeDocument/2006/relationships" xmlns:m="http://schemas.openxmlformats.org/officeDocument/2006/math" xmlns:v="urn:schemas-microsoft-com:vml" xmlns:wp="http://schemas.openxmlformats.org/drawingml/2006/wordprocessingDrawing" xmlns:w10="urn:schemas-microsoft-com:office:word" xmlns:w="http://schemas.openxmlformats.org/wordprocessingml/2006/main" xmlns:wne="http://schemas.microsoft.com/office/word/2006/wordml" xmlns:sl="http://schemas.openxmlformats.org/schemaLibrary/2006/main" xmlns:a="http://schemas.openxmlformats.org/drawingml/2006/main" xmlns:pic="http://schemas.openxmlformats.org/drawingml/2006/picture" xmlns:c="http://schemas.openxmlformats.org/drawingml/2006/chart" xmlns:lc="http://schemas.openxmlformats.org/drawingml/2006/lockedCanvas" xmlns:dgm="http://schemas.openxmlformats.org/drawingml/2006/diagram" xmlns:wps="http://schemas.microsoft.com/office/word/2010/wordprocessingShape" xmlns:wpg="http://schemas.microsoft.com/office/word/2010/wordprocessingGroup" xmlns:w14="http://schemas.microsoft.com/office/word/2010/wordml" xmlns:w15="http://schemas.microsoft.com/office/word/2012/wordml" xmlns:w16="http://schemas.microsoft.com/office/word/2018/wordml" xmlns:w16cex="http://schemas.microsoft.com/office/word/2018/wordml/cex" xmlns:w16cid="http://schemas.microsoft.com/office/word/2016/wordml/cid" xmlns="http://schemas.microsoft.com/office/tasks/2019/documenttasks" xmlns:cr="http://schemas.microsoft.com/office/comments/2020/reactions">
   <w:p>
     <w:pPr>
+      <w:bidi w:val="1"/>
       <w:ind w:left="720" w:firstLine="0"/>
       <w:jc w:val="center"/>
       <w:rPr>
@@ -899,6 +900,19 @@
     </w:pPr>
     <w:r>
       <w:rPr>
+        <w:rtl w:val="0"/>
+      </w:rPr>
+    </w:r>
+    <w:r>
+      <w:rPr>
+        <w:sz w:val="20"/>
+        <w:szCs w:val="20"/>
+        <w:rtl w:val="1"/>
+      </w:rPr>
+      <w:t xml:space="preserve">     </w:t>
+    </w:r>
+    <w:r>
+      <w:rPr>
         <w:sz w:val="20"/>
         <w:szCs w:val="20"/>
         <w:rtl w:val="1"/>
@@ -1133,7 +1147,7 @@
       <w:rPr>
         <w:sz w:val="20"/>
         <w:szCs w:val="20"/>
-        <w:rtl w:val="0"/>
+        <w:rtl w:val="1"/>
       </w:rPr>
       <w:t xml:space="preserve">         </w:t>
       <w:tab/>
